--- a/published/ai-organizations/04_digital_transformation/01_systems/lab-protocols/01_systems-lab.docx
+++ b/published/ai-organizations/04_digital_transformation/01_systems/lab-protocols/01_systems-lab.docx
@@ -4,32 +4,47 @@
   <w:body>
     <w:p>
       <w:r>
-        <w:t>Lab: Exploring Systems</w:t>
+        <w:t>Lab: Sociotechnical System Assessment</w:t>
       </w:r>
     </w:p>
     <w:p>
       <w:r>
-        <w:t>Objective</w:t>
+        <w:t>Objectives</w:t>
       </w:r>
     </w:p>
     <w:p>
       <w:r>
-        <w:t>Design and simulate a simple agent that demonstrates the principles of Systems .</w:t>
+        <w:t>Learning Goal: Map and evaluate the sociotechnical system of your organization or a business process.</w:t>
       </w:r>
     </w:p>
     <w:p>
       <w:r>
-        <w:t>Prerequisites</w:t>
+        <w:t>Part 1: System Inventory (10 min)</w:t>
       </w:r>
     </w:p>
     <w:p>
       <w:r>
-        <w:t>Basic understanding of Python or a relevant simulation tool.  Familiarity with the formal definition of Systems.   Steps</w:t>
+        <w:t>Component  Human Elements  Technology Elements  Integration Quality (1-5)      Sensing       Processing       Acting       Learning        Write your response here   Part 2: Digital Change Level Assessment (10 min)</w:t>
       </w:r>
     </w:p>
     <w:p>
       <w:r>
-        <w:t>Define the Environment : Create a simple grid world or state space relevant to Organizations.  Define the Agent : Specify the agent's generative model, focusing on Systems.  Simulation : Run the agent for 100 timesteps.  Perturbation : Introduce a specific challenge to Systems (e.g., increased noise, occlusion).  Analysis : Plot the Free Energy over time. Does the agent successfully adapt?   Discussion Requirements</w:t>
+        <w:t>Process Area  Current Level (Digitization/Digitalization/Transformation)  Evidence  Gap to Next Level                   Write your response here   Part 3: Technical Debt Audit (15 min)</w:t>
+      </w:r>
+    </w:p>
+    <w:p>
+      <w:r>
+        <w:t>System/Process  Technical Debt Description  Impact (H/M/L)  Remediation Cost  Priority                     Write your response here   Part 4: Integration Design (15 min)</w:t>
+      </w:r>
+    </w:p>
+    <w:p>
+      <w:r>
+        <w:t>For the weakest integration point:</w:t>
+      </w:r>
+    </w:p>
+    <w:p>
+      <w:r>
+        <w:t>Element  Design      Human role     Technology role     Current integration     Improved integration design     Expected outcome      Write your response here   Summary</w:t>
       </w:r>
     </w:p>
     <w:sectPr>
